--- a/wiki/requirements/tobacco_regional_hubs/docx/README.docx
+++ b/wiki/requirements/tobacco_regional_hubs/docx/README.docx
@@ -39,7 +39,7 @@
           <w:sz w:val="22"/>
           <w:cs w:val="0"/>
         </w:rPr>
-        <w:t>Пакет предназначен заказчику, складским технологам, владельцу SAP, службе прослеживаемости и поставщикам WMS. Он задаёт стандарт готовой складской системы для региональных хабов производственной компании, хранящих и отгружающих сигареты клиентам и другим филиалам. Это самостоятельный отраслевой профиль, отделённый от требований продуктового ретейла и NIKORA.</w:t>
+        <w:t>Пакет предназначен заказчику, складским технологам, владельцу SAP, службе прослеживаемости и поставщикам WMS. Он задаёт стандарт готовой складской системы для региональных хабов производственной компании, хранящих и отгружающих сигареты клиентам и другим филиалам. Это самостоятельный отраслевой профиль, отделённый от требований продуктового ретейла и RETAILCASE.</w:t>
       </w:r>
     </w:p>
     <w:p>
